--- a/elec-system/projects/DEMO-2025-001_Офисный_центр/docs/load_summary.docx
+++ b/elec-system/projects/DEMO-2025-001_Офисный_центр/docs/load_summary.docx
@@ -93,7 +93,7 @@
                 <w:b w:val="0"/>
                 <w:sz w:val="16"/>
               </w:rPr>
-              <w:t>28.00</w:t>
+              <w:t>58.50</w:t>
             </w:r>
           </w:p>
         </w:tc>
@@ -123,7 +123,7 @@
                 <w:b w:val="0"/>
                 <w:sz w:val="16"/>
               </w:rPr>
-              <w:t>21.00</w:t>
+              <w:t>38.50</w:t>
             </w:r>
           </w:p>
         </w:tc>
@@ -153,7 +153,7 @@
                 <w:b w:val="0"/>
                 <w:sz w:val="16"/>
               </w:rPr>
-              <w:t>24.60</w:t>
+              <w:t>45.19</w:t>
             </w:r>
           </w:p>
         </w:tc>
@@ -183,7 +183,7 @@
                 <w:b w:val="0"/>
                 <w:sz w:val="16"/>
               </w:rPr>
-              <w:t>0.854</w:t>
+              <w:t>0.852</w:t>
             </w:r>
           </w:p>
         </w:tc>
@@ -213,7 +213,7 @@
                 <w:b w:val="0"/>
                 <w:sz w:val="16"/>
               </w:rPr>
-              <w:t>37.38</w:t>
+              <w:t>68.66</w:t>
             </w:r>
           </w:p>
         </w:tc>
@@ -243,7 +243,7 @@
                 <w:b w:val="0"/>
                 <w:sz w:val="16"/>
               </w:rPr>
-              <w:t>АВ 50А хар.C 3П</w:t>
+              <w:t>АВ 80А хар.C 3П</w:t>
             </w:r>
           </w:p>
         </w:tc>
@@ -273,7 +273,7 @@
                 <w:b w:val="0"/>
                 <w:sz w:val="16"/>
               </w:rPr>
-              <w:t>КРМ-0.4-10 (10 кВАр)</w:t>
+              <w:t>КРМ-0.4-15 (15 кВАр)</w:t>
             </w:r>
           </w:p>
         </w:tc>

--- a/elec-system/projects/DEMO-2025-001_Офисный_центр/docs/load_summary.docx
+++ b/elec-system/projects/DEMO-2025-001_Офисный_центр/docs/load_summary.docx
@@ -274,6 +274,124 @@
                 <w:sz w:val="16"/>
               </w:rPr>
               <w:t>КРМ-0.4-15 (15 кВАр)</w:t>
+            </w:r>
+          </w:p>
+        </w:tc>
+      </w:tr>
+      <w:tr>
+        <w:tc>
+          <w:tcPr>
+            <w:tcW w:type="dxa" w:w="4320"/>
+          </w:tcPr>
+          <w:p>
+            <w:r>
+              <w:rPr>
+                <w:b w:val="0"/>
+                <w:sz w:val="16"/>
+              </w:rPr>
+            </w:r>
+          </w:p>
+        </w:tc>
+        <w:tc>
+          <w:tcPr>
+            <w:tcW w:type="dxa" w:w="4320"/>
+          </w:tcPr>
+          <w:p>
+            <w:r>
+              <w:rPr>
+                <w:b w:val="0"/>
+                <w:sz w:val="16"/>
+              </w:rPr>
+            </w:r>
+          </w:p>
+        </w:tc>
+      </w:tr>
+      <w:tr>
+        <w:tc>
+          <w:tcPr>
+            <w:tcW w:type="dxa" w:w="4320"/>
+          </w:tcPr>
+          <w:p>
+            <w:r>
+              <w:rPr>
+                <w:b w:val="0"/>
+                <w:sz w:val="16"/>
+              </w:rPr>
+              <w:t>Нарушения ΔU</w:t>
+            </w:r>
+          </w:p>
+        </w:tc>
+        <w:tc>
+          <w:tcPr>
+            <w:tcW w:type="dxa" w:w="4320"/>
+          </w:tcPr>
+          <w:p>
+            <w:r>
+              <w:rPr>
+                <w:b w:val="0"/>
+                <w:sz w:val="16"/>
+              </w:rPr>
+              <w:t>нет</w:t>
+            </w:r>
+          </w:p>
+        </w:tc>
+      </w:tr>
+      <w:tr>
+        <w:tc>
+          <w:tcPr>
+            <w:tcW w:type="dxa" w:w="4320"/>
+          </w:tcPr>
+          <w:p>
+            <w:r>
+              <w:rPr>
+                <w:b w:val="0"/>
+                <w:sz w:val="16"/>
+              </w:rPr>
+              <w:t>Нарушения термо-КЗ</w:t>
+            </w:r>
+          </w:p>
+        </w:tc>
+        <w:tc>
+          <w:tcPr>
+            <w:tcW w:type="dxa" w:w="4320"/>
+          </w:tcPr>
+          <w:p>
+            <w:r>
+              <w:rPr>
+                <w:b w:val="0"/>
+                <w:sz w:val="16"/>
+              </w:rPr>
+              <w:t>18 линий</w:t>
+            </w:r>
+          </w:p>
+        </w:tc>
+      </w:tr>
+      <w:tr>
+        <w:tc>
+          <w:tcPr>
+            <w:tcW w:type="dxa" w:w="4320"/>
+          </w:tcPr>
+          <w:p>
+            <w:r>
+              <w:rPr>
+                <w:b w:val="0"/>
+                <w:sz w:val="16"/>
+              </w:rPr>
+              <w:t>Нарушения чувствит. защиты</w:t>
+            </w:r>
+          </w:p>
+        </w:tc>
+        <w:tc>
+          <w:tcPr>
+            <w:tcW w:type="dxa" w:w="4320"/>
+          </w:tcPr>
+          <w:p>
+            <w:r>
+              <w:rPr>
+                <w:b w:val="0"/>
+                <w:sz w:val="16"/>
+              </w:rPr>
+              <w:t>нет</w:t>
             </w:r>
           </w:p>
         </w:tc>

--- a/elec-system/projects/DEMO-2025-001_Офисный_центр/docs/load_summary.docx
+++ b/elec-system/projects/DEMO-2025-001_Офисный_центр/docs/load_summary.docx
@@ -361,7 +361,7 @@
                 <w:b w:val="0"/>
                 <w:sz w:val="16"/>
               </w:rPr>
-              <w:t>18 линий</w:t>
+              <w:t>6 линий</w:t>
             </w:r>
           </w:p>
         </w:tc>
@@ -391,7 +391,7 @@
                 <w:b w:val="0"/>
                 <w:sz w:val="16"/>
               </w:rPr>
-              <w:t>нет</w:t>
+              <w:t>3 линий</w:t>
             </w:r>
           </w:p>
         </w:tc>
